--- a/paper/kampala_capacity_paper6.docx
+++ b/paper/kampala_capacity_paper6.docx
@@ -1320,13 +1320,21 @@
       </w:r>
     </w:p>
     <w:bookmarkEnd w:id="15"/>
-    <w:bookmarkStart w:id="16" w:name="references-to-complete"/>
+    <w:bookmarkStart w:id="16" w:name="references"/>
     <w:p>
       <w:pPr>
         <w:pStyle w:val="Heading1"/>
       </w:pPr>
       <w:r>
-        <w:t xml:space="preserve">References (to complete)</w:t>
+        <w:t xml:space="preserve">References</w:t>
+      </w:r>
+    </w:p>
+    <w:p>
+      <w:pPr>
+        <w:pStyle w:val="FirstParagraph"/>
+      </w:pPr>
+      <w:r>
+        <w:t xml:space="preserve">Items marked † were found through search, or are grey literature not yet opened; verify them before submission.</w:t>
       </w:r>
     </w:p>
     <w:p>
@@ -1338,7 +1346,23 @@
         </w:numPr>
       </w:pPr>
       <w:r>
-        <w:t xml:space="preserve">Kirpich (1940); Hack (1957); USDA rational-method and ARF guidance.</w:t>
+        <w:t xml:space="preserve">Kuichling, E. (1889). The relation between the rainfall and the discharge of sewers in populous districts.</w:t>
+      </w:r>
+      <w:r>
+        <w:t xml:space="preserve"> </w:t>
+      </w:r>
+      <w:r>
+        <w:rPr>
+          <w:i/>
+          <w:iCs/>
+        </w:rPr>
+        <w:t xml:space="preserve">Transactions of the American Society of Civil Engineers</w:t>
+      </w:r>
+      <w:r>
+        <w:t xml:space="preserve"> </w:t>
+      </w:r>
+      <w:r>
+        <w:t xml:space="preserve">20, 1–56.</w:t>
       </w:r>
     </w:p>
     <w:p>
@@ -1350,7 +1374,7 @@
         </w:numPr>
       </w:pPr>
       <w:r>
-        <w:t xml:space="preserve">Zheng et al. (2018). HAND-based synthetic rating curves,</w:t>
+        <w:t xml:space="preserve">Kirpich, Z. P. (1940). Time of concentration of small agricultural watersheds.</w:t>
       </w:r>
       <w:r>
         <w:t xml:space="preserve"> </w:t>
@@ -1360,10 +1384,13 @@
           <w:i/>
           <w:iCs/>
         </w:rPr>
-        <w:t xml:space="preserve">JAWRA</w:t>
-      </w:r>
-      <w:r>
-        <w:t xml:space="preserve">.</w:t>
+        <w:t xml:space="preserve">Civil Engineering</w:t>
+      </w:r>
+      <w:r>
+        <w:t xml:space="preserve"> </w:t>
+      </w:r>
+      <w:r>
+        <w:t xml:space="preserve">10(6), 362.</w:t>
       </w:r>
     </w:p>
     <w:p>
@@ -1375,7 +1402,309 @@
         </w:numPr>
       </w:pPr>
       <w:r>
-        <w:t xml:space="preserve">Papers A and 1 of this programme; CMIP6 uplift from the five-city paper.</w:t>
+        <w:t xml:space="preserve">Hack, J. T. (1957). Studies of longitudinal stream profiles in Virginia and Maryland. U.S. Geological Survey Professional Paper 294-B.</w:t>
+      </w:r>
+    </w:p>
+    <w:p>
+      <w:pPr>
+        <w:pStyle w:val="Compact"/>
+        <w:numPr>
+          <w:ilvl w:val="0"/>
+          <w:numId w:val="1006"/>
+        </w:numPr>
+      </w:pPr>
+      <w:r>
+        <w:t xml:space="preserve">Svensson, C. and Jones, D. A. (2010). Review of methods for deriving areal reduction factors.</w:t>
+      </w:r>
+      <w:r>
+        <w:t xml:space="preserve"> </w:t>
+      </w:r>
+      <w:r>
+        <w:rPr>
+          <w:i/>
+          <w:iCs/>
+        </w:rPr>
+        <w:t xml:space="preserve">Journal of Flood Risk Management</w:t>
+      </w:r>
+      <w:r>
+        <w:t xml:space="preserve"> </w:t>
+      </w:r>
+      <w:r>
+        <w:t xml:space="preserve">3, 232–245. doi:10.1111/j.1753-318X.2010.01075.x</w:t>
+      </w:r>
+    </w:p>
+    <w:p>
+      <w:pPr>
+        <w:pStyle w:val="Compact"/>
+        <w:numPr>
+          <w:ilvl w:val="0"/>
+          <w:numId w:val="1006"/>
+        </w:numPr>
+      </w:pPr>
+      <w:r>
+        <w:t xml:space="preserve">Chow, V. T. (1959).</w:t>
+      </w:r>
+      <w:r>
+        <w:t xml:space="preserve"> </w:t>
+      </w:r>
+      <w:r>
+        <w:rPr>
+          <w:i/>
+          <w:iCs/>
+        </w:rPr>
+        <w:t xml:space="preserve">Open-channel hydraulics</w:t>
+      </w:r>
+      <w:r>
+        <w:t xml:space="preserve">. McGraw-Hill, New York.</w:t>
+      </w:r>
+    </w:p>
+    <w:p>
+      <w:pPr>
+        <w:pStyle w:val="Compact"/>
+        <w:numPr>
+          <w:ilvl w:val="0"/>
+          <w:numId w:val="1006"/>
+        </w:numPr>
+      </w:pPr>
+      <w:r>
+        <w:t xml:space="preserve">Zheng, X., Tarboton, D. G., Maidment, D. R., Liu, Y. Y. and Passalacqua, P. (2018). River channel geometry and rating curve estimation using height above the nearest drainage.</w:t>
+      </w:r>
+      <w:r>
+        <w:t xml:space="preserve"> </w:t>
+      </w:r>
+      <w:r>
+        <w:rPr>
+          <w:i/>
+          <w:iCs/>
+        </w:rPr>
+        <w:t xml:space="preserve">Journal of the American Water Resources Association</w:t>
+      </w:r>
+      <w:r>
+        <w:t xml:space="preserve"> </w:t>
+      </w:r>
+      <w:r>
+        <w:t xml:space="preserve">54(4), 785–806. doi:10.1111/1752-1688.12661</w:t>
+      </w:r>
+    </w:p>
+    <w:p>
+      <w:pPr>
+        <w:pStyle w:val="Compact"/>
+        <w:numPr>
+          <w:ilvl w:val="0"/>
+          <w:numId w:val="1006"/>
+        </w:numPr>
+      </w:pPr>
+      <w:r>
+        <w:t xml:space="preserve">Fiddes, D., Forsgate, J. A. and Grigg, A. O. (1974). The prediction of storm rainfall in East Africa. TRRL Laboratory Report 623, Crowthorne.</w:t>
+      </w:r>
+    </w:p>
+    <w:p>
+      <w:pPr>
+        <w:pStyle w:val="Compact"/>
+        <w:numPr>
+          <w:ilvl w:val="0"/>
+          <w:numId w:val="1006"/>
+        </w:numPr>
+      </w:pPr>
+      <w:r>
+        <w:t xml:space="preserve">Funk, C. et al. (2015). The climate hazards infrared precipitation with stations: a new environmental record for monitoring extremes.</w:t>
+      </w:r>
+      <w:r>
+        <w:t xml:space="preserve"> </w:t>
+      </w:r>
+      <w:r>
+        <w:rPr>
+          <w:i/>
+          <w:iCs/>
+        </w:rPr>
+        <w:t xml:space="preserve">Scientific Data</w:t>
+      </w:r>
+      <w:r>
+        <w:t xml:space="preserve"> </w:t>
+      </w:r>
+      <w:r>
+        <w:t xml:space="preserve">2, 150066. doi:10.1038/sdata.2015.66</w:t>
+      </w:r>
+    </w:p>
+    <w:p>
+      <w:pPr>
+        <w:pStyle w:val="Compact"/>
+        <w:numPr>
+          <w:ilvl w:val="0"/>
+          <w:numId w:val="1006"/>
+        </w:numPr>
+      </w:pPr>
+      <w:r>
+        <w:t xml:space="preserve">Fowler, H. J. et al. (2021). Anthropogenic intensification of short-duration rainfall extremes.</w:t>
+      </w:r>
+      <w:r>
+        <w:t xml:space="preserve"> </w:t>
+      </w:r>
+      <w:r>
+        <w:rPr>
+          <w:i/>
+          <w:iCs/>
+        </w:rPr>
+        <w:t xml:space="preserve">Nature Reviews Earth &amp; Environment</w:t>
+      </w:r>
+      <w:r>
+        <w:t xml:space="preserve"> </w:t>
+      </w:r>
+      <w:r>
+        <w:t xml:space="preserve">2, 107–122. doi:10.1038/s43017-020-00128-6</w:t>
+      </w:r>
+    </w:p>
+    <w:p>
+      <w:pPr>
+        <w:pStyle w:val="Compact"/>
+        <w:numPr>
+          <w:ilvl w:val="0"/>
+          <w:numId w:val="1006"/>
+        </w:numPr>
+      </w:pPr>
+      <w:r>
+        <w:t xml:space="preserve">Arnbjerg-Nielsen, K., Willems, P., Olsson, J., Beecham, S., Pathirana, A., Bülow Gregersen, I., Madsen, H. and Nguyen, V.-T.-V. (2013). Impacts of climate change on rainfall extremes and urban drainage systems: a review.</w:t>
+      </w:r>
+      <w:r>
+        <w:t xml:space="preserve"> </w:t>
+      </w:r>
+      <w:r>
+        <w:rPr>
+          <w:i/>
+          <w:iCs/>
+        </w:rPr>
+        <w:t xml:space="preserve">Water Science &amp; Technology</w:t>
+      </w:r>
+      <w:r>
+        <w:t xml:space="preserve"> </w:t>
+      </w:r>
+      <w:r>
+        <w:t xml:space="preserve">68(1), 16–28. doi:10.2166/wst.2013.251</w:t>
+      </w:r>
+    </w:p>
+    <w:p>
+      <w:pPr>
+        <w:pStyle w:val="Compact"/>
+        <w:numPr>
+          <w:ilvl w:val="0"/>
+          <w:numId w:val="1006"/>
+        </w:numPr>
+      </w:pPr>
+      <w:r>
+        <w:t xml:space="preserve">Eyring, V., Bony, S., Meehl, G. A., Senior, C. A., Stevens, B., Stouffer, R. J. and Taylor, K. E. (2016). Overview of the Coupled Model Intercomparison Project Phase 6 (CMIP6) experimental design and organization.</w:t>
+      </w:r>
+      <w:r>
+        <w:t xml:space="preserve"> </w:t>
+      </w:r>
+      <w:r>
+        <w:rPr>
+          <w:i/>
+          <w:iCs/>
+        </w:rPr>
+        <w:t xml:space="preserve">Geoscientific Model Development</w:t>
+      </w:r>
+      <w:r>
+        <w:t xml:space="preserve"> </w:t>
+      </w:r>
+      <w:r>
+        <w:t xml:space="preserve">9, 1937–1958. doi:10.5194/gmd-9-1937-2016</w:t>
+      </w:r>
+    </w:p>
+    <w:p>
+      <w:pPr>
+        <w:pStyle w:val="Compact"/>
+        <w:numPr>
+          <w:ilvl w:val="0"/>
+          <w:numId w:val="1006"/>
+        </w:numPr>
+      </w:pPr>
+      <w:r>
+        <w:t xml:space="preserve">O’Neill, B. C. et al. (2016). The Scenario Model Intercomparison Project (ScenarioMIP) for CMIP6.</w:t>
+      </w:r>
+      <w:r>
+        <w:t xml:space="preserve"> </w:t>
+      </w:r>
+      <w:r>
+        <w:rPr>
+          <w:i/>
+          <w:iCs/>
+        </w:rPr>
+        <w:t xml:space="preserve">Geoscientific Model Development</w:t>
+      </w:r>
+      <w:r>
+        <w:t xml:space="preserve"> </w:t>
+      </w:r>
+      <w:r>
+        <w:t xml:space="preserve">9, 3461–3482. doi:10.5194/gmd-9-3461-2016</w:t>
+      </w:r>
+    </w:p>
+    <w:p>
+      <w:pPr>
+        <w:pStyle w:val="Compact"/>
+        <w:numPr>
+          <w:ilvl w:val="0"/>
+          <w:numId w:val="1006"/>
+        </w:numPr>
+      </w:pPr>
+      <w:r>
+        <w:t xml:space="preserve">† KCCA (2017). Kampala Drainage Master Plan (update of the 2003 plan), Kampala Capital City Authority; see Daily Monitor,</w:t>
+      </w:r>
+      <w:r>
+        <w:t xml:space="preserve"> </w:t>
+      </w:r>
+      <w:r>
+        <w:t xml:space="preserve">‘KCCA develops master plan to curb city flooding’</w:t>
+      </w:r>
+      <w:r>
+        <w:t xml:space="preserve">.</w:t>
+      </w:r>
+    </w:p>
+    <w:p>
+      <w:pPr>
+        <w:pStyle w:val="Compact"/>
+        <w:numPr>
+          <w:ilvl w:val="0"/>
+          <w:numId w:val="1006"/>
+        </w:numPr>
+      </w:pPr>
+      <w:r>
+        <w:t xml:space="preserve">Pesaresi, M. and Politis, P. (2023). GHS-BUILT-S R2023A: GHS built-up surface grid, 1975–2030. European Commission, Joint Research Centre.</w:t>
+      </w:r>
+    </w:p>
+    <w:p>
+      <w:pPr>
+        <w:pStyle w:val="Compact"/>
+        <w:numPr>
+          <w:ilvl w:val="0"/>
+          <w:numId w:val="1006"/>
+        </w:numPr>
+      </w:pPr>
+      <w:r>
+        <w:t xml:space="preserve">Zanaga, D. et al. (2022). ESA WorldCover 10 m 2021 v200. doi:10.5281/zenodo.7254221</w:t>
+      </w:r>
+    </w:p>
+    <w:p>
+      <w:pPr>
+        <w:pStyle w:val="Compact"/>
+        <w:numPr>
+          <w:ilvl w:val="0"/>
+          <w:numId w:val="1006"/>
+        </w:numPr>
+      </w:pPr>
+      <w:r>
+        <w:t xml:space="preserve">European Space Agency (2021). Copernicus DEM GLO-30. doi:10.5270/ESA-c5d3d65</w:t>
+      </w:r>
+    </w:p>
+    <w:p>
+      <w:pPr>
+        <w:pStyle w:val="Compact"/>
+        <w:numPr>
+          <w:ilvl w:val="0"/>
+          <w:numId w:val="1006"/>
+        </w:numPr>
+      </w:pPr>
+      <w:r>
+        <w:t xml:space="preserve">Companion papers of this programme: A and 1; CMIP6 uplift from the five-city flooding paper.</w:t>
       </w:r>
     </w:p>
     <w:bookmarkEnd w:id="16"/>
@@ -1590,6 +1919,91 @@
       <w:rPr>
         <w:rFonts w:ascii="Wingdings" w:hAnsi="Wingdings" w:cs="Wingdings" w:hint="default"/>
       </w:rPr>
+    </w:lvl>
+  </w:abstractNum>
+  <w:abstractNum w:abstractNumId="99411">
+    <w:nsid w:val="00A99411"/>
+    <w:multiLevelType w:val="multilevel"/>
+    <w:lvl w:ilvl="0">
+      <w:start w:val="1"/>
+      <w:numFmt w:val="decimal"/>
+      <w:lvlText w:val="%1."/>
+      <w:lvlJc w:val="left"/>
+      <w:pPr>
+        <w:ind w:left="720" w:hanging="360"/>
+      </w:pPr>
+    </w:lvl>
+    <w:lvl w:ilvl="1">
+      <w:start w:val="1"/>
+      <w:numFmt w:val="decimal"/>
+      <w:lvlText w:val="%2."/>
+      <w:lvlJc w:val="left"/>
+      <w:pPr>
+        <w:ind w:left="1440" w:hanging="360"/>
+      </w:pPr>
+    </w:lvl>
+    <w:lvl w:ilvl="2">
+      <w:start w:val="1"/>
+      <w:numFmt w:val="decimal"/>
+      <w:lvlText w:val="%3."/>
+      <w:lvlJc w:val="left"/>
+      <w:pPr>
+        <w:ind w:left="2160" w:hanging="360"/>
+      </w:pPr>
+    </w:lvl>
+    <w:lvl w:ilvl="3">
+      <w:start w:val="1"/>
+      <w:numFmt w:val="decimal"/>
+      <w:lvlText w:val="%4."/>
+      <w:lvlJc w:val="left"/>
+      <w:pPr>
+        <w:ind w:left="2880" w:hanging="360"/>
+      </w:pPr>
+    </w:lvl>
+    <w:lvl w:ilvl="4">
+      <w:start w:val="1"/>
+      <w:numFmt w:val="decimal"/>
+      <w:lvlText w:val="%5."/>
+      <w:lvlJc w:val="left"/>
+      <w:pPr>
+        <w:ind w:left="3600" w:hanging="360"/>
+      </w:pPr>
+    </w:lvl>
+    <w:lvl w:ilvl="5">
+      <w:start w:val="1"/>
+      <w:numFmt w:val="decimal"/>
+      <w:lvlText w:val="%6."/>
+      <w:lvlJc w:val="left"/>
+      <w:pPr>
+        <w:ind w:left="4320" w:hanging="360"/>
+      </w:pPr>
+    </w:lvl>
+    <w:lvl w:ilvl="6">
+      <w:start w:val="1"/>
+      <w:numFmt w:val="decimal"/>
+      <w:lvlText w:val="%7."/>
+      <w:lvlJc w:val="left"/>
+      <w:pPr>
+        <w:ind w:left="5040" w:hanging="360"/>
+      </w:pPr>
+    </w:lvl>
+    <w:lvl w:ilvl="7">
+      <w:start w:val="1"/>
+      <w:numFmt w:val="decimal"/>
+      <w:lvlText w:val="%8."/>
+      <w:lvlJc w:val="left"/>
+      <w:pPr>
+        <w:ind w:left="5760" w:hanging="360"/>
+      </w:pPr>
+    </w:lvl>
+    <w:lvl w:ilvl="8">
+      <w:start w:val="1"/>
+      <w:numFmt w:val="decimal"/>
+      <w:lvlText w:val="%9."/>
+      <w:lvlJc w:val="left"/>
+      <w:pPr>
+        <w:ind w:left="6480" w:hanging="360"/>
+      </w:pPr>
     </w:lvl>
   </w:abstractNum>
   <w:num w:numId="1000">
@@ -1611,7 +2025,34 @@
     <w:abstractNumId w:val="991"/>
   </w:num>
   <w:num w:numId="1006">
-    <w:abstractNumId w:val="991"/>
+    <w:abstractNumId w:val="99411"/>
+    <w:lvlOverride w:ilvl="0">
+      <w:startOverride w:val="1"/>
+    </w:lvlOverride>
+    <w:lvlOverride w:ilvl="1">
+      <w:startOverride w:val="1"/>
+    </w:lvlOverride>
+    <w:lvlOverride w:ilvl="2">
+      <w:startOverride w:val="1"/>
+    </w:lvlOverride>
+    <w:lvlOverride w:ilvl="3">
+      <w:startOverride w:val="1"/>
+    </w:lvlOverride>
+    <w:lvlOverride w:ilvl="4">
+      <w:startOverride w:val="1"/>
+    </w:lvlOverride>
+    <w:lvlOverride w:ilvl="5">
+      <w:startOverride w:val="1"/>
+    </w:lvlOverride>
+    <w:lvlOverride w:ilvl="6">
+      <w:startOverride w:val="1"/>
+    </w:lvlOverride>
+    <w:lvlOverride w:ilvl="7">
+      <w:startOverride w:val="1"/>
+    </w:lvlOverride>
+    <w:lvlOverride w:ilvl="8">
+      <w:startOverride w:val="1"/>
+    </w:lvlOverride>
   </w:num>
 </w:numbering>
 </file>
